--- a/pr-preview/pr-366/mcmc-handout-tracked-changes.docx
+++ b/pr-preview/pr-366/mcmc-handout-tracked-changes.docx
@@ -16,7 +16,7 @@
       </w:pPr>
       <w:del w:id="1" w:author="PR Preview" w:date="2026-01-01T00:00:00Z">
         <w:r>
-          <w:delText xml:space="preserve">Last modified: 2026-10-19 01:04:06 (PDT)</w:delText>
+          <w:delText xml:space="preserve">Last modified: 2026-10-19 09:39:54 (PDT)</w:delText>
         </w:r>
       </w:del>
     </w:p>
@@ -26,7 +26,7 @@
       </w:pPr>
       <w:ins w:id="2" w:author="PR Preview" w:date="2026-01-01T00:00:00Z">
         <w:r>
-          <w:t xml:space="preserve">Last modified: 2026-10-19 01:09:03 (PDT)</w:t>
+          <w:t xml:space="preserve">Last modified: 2026-10-19 09:45:06 (PDT)</w:t>
         </w:r>
       </w:ins>
     </w:p>
@@ -463,7 +463,7 @@
         <m:sSub>
           <m:e>
             <m:r>
-              <m:t>ν</m:t>
+              <m:t>u</m:t>
             </m:r>
           </m:e>
           <m:sub>
@@ -489,7 +489,7 @@
         <m:sSub>
           <m:e>
             <m:r>
-              <m:t>ν</m:t>
+              <m:t>u</m:t>
             </m:r>
           </m:e>
           <m:sub>
@@ -1114,7 +1114,7 @@
         <w:t xml:space="preserve"> </w:t>
       </w:r>
       <w:r>
-        <w:t xml:space="preserve">$\operatorname{E}\mathopen{}\left[g(\mathord{\smash[b]{\underset{\raise.3ex\hbox{$\scriptstyle\sim$}}{\theta}}\vphantom{\theta}}) \mid \mathord{\smash[b]{\underset{\raise.3ex\hbox{$\scriptstyle\sim$}}{y}}\vphantom{y}}\right]\mathclose{}$</w:t>
+        <w:t xml:space="preserve">${\operatorname{E}\mathopen{}\left[g(\mathord{\smash[b]{\underset{\raise.3ex\hbox{$\scriptstyle\sim$}}{\theta}}\vphantom{\theta}}) \mid \mathord{\smash[b]{\underset{\raise.3ex\hbox{$\scriptstyle\sim$}}{y}}\vphantom{y}}\right]\mathclose{}}$</w:t>
       </w:r>
       <w:r>
         <w:t xml:space="preserve"> </w:t>
@@ -2199,9 +2199,9 @@
       </w:pPr>
       <w:r>
         <w:t xml:space="preserve">$$
-    \operatorname{p}\mathopen{}\left(\mathord{\smash[b]{\underset{\raise.3ex\hbox{$\scriptstyle\sim$}}{\theta}}\vphantom{\theta}}^{(t+1)} \mid \mathord{\smash[b]{\underset{\raise.3ex\hbox{$\scriptstyle\sim$}}{\theta}}\vphantom{\theta}}^{(t)}, \mathord{\smash[b]{\underset{\raise.3ex\hbox{$\scriptstyle\sim$}}{\theta}}\vphantom{\theta}}^{(t-1)}, \ldots, \mathord{\smash[b]{\underset{\raise.3ex\hbox{$\scriptstyle\sim$}}{\theta}}\vphantom{\theta}}^{(1)}\right)\mathclose{}
+    {\operatorname{p}\mathopen{}\left(\mathord{\smash[b]{\underset{\raise.3ex\hbox{$\scriptstyle\sim$}}{\theta}}\vphantom{\theta}}^{(t+1)} \mid \mathord{\smash[b]{\underset{\raise.3ex\hbox{$\scriptstyle\sim$}}{\theta}}\vphantom{\theta}}^{(t)}, \mathord{\smash[b]{\underset{\raise.3ex\hbox{$\scriptstyle\sim$}}{\theta}}\vphantom{\theta}}^{(t-1)}, \ldots, \mathord{\smash[b]{\underset{\raise.3ex\hbox{$\scriptstyle\sim$}}{\theta}}\vphantom{\theta}}^{(1)}\right)\mathclose{}}
     =
-    \operatorname{p}\mathopen{}\left(\mathord{\smash[b]{\underset{\raise.3ex\hbox{$\scriptstyle\sim$}}{\theta}}\vphantom{\theta}}^{(t+1)} \mid \mathord{\smash[b]{\underset{\raise.3ex\hbox{$\scriptstyle\sim$}}{\theta}}\vphantom{\theta}}^{(t)}\right)\mathclose{}.
+    {\operatorname{p}\mathopen{}\left(\mathord{\smash[b]{\underset{\raise.3ex\hbox{$\scriptstyle\sim$}}{\theta}}\vphantom{\theta}}^{(t+1)} \mid \mathord{\smash[b]{\underset{\raise.3ex\hbox{$\scriptstyle\sim$}}{\theta}}\vphantom{\theta}}^{(t)}\right)\mathclose{}}.
     $$</w:t>
       </w:r>
     </w:p>
@@ -20202,7 +20202,7 @@
         <w:t xml:space="preserve"> </w:t>
       </w:r>
       <w:r>
-        <w:t xml:space="preserve">$\overline{D} \stackrel{\text{def}}{=}\operatorname{E}\mathopen{}\left[D(\mathord{\smash[b]{\underset{\raise.3ex\hbox{$\scriptstyle\sim$}}{\theta}}\vphantom{\theta}}) \mid \mathord{\smash[b]{\underset{\raise.3ex\hbox{$\scriptstyle\sim$}}{y}}\vphantom{y}}\right]\mathclose{}$</w:t>
+        <w:t xml:space="preserve">$\overline{D} \stackrel{\text{def}}{=}{\operatorname{E}\mathopen{}\left[D(\mathord{\smash[b]{\underset{\raise.3ex\hbox{$\scriptstyle\sim$}}{\theta}}\vphantom{\theta}}) \mid \mathord{\smash[b]{\underset{\raise.3ex\hbox{$\scriptstyle\sim$}}{y}}\vphantom{y}}\right]\mathclose{}}$</w:t>
       </w:r>
       <w:r>
         <w:t xml:space="preserve"> </w:t>
@@ -20234,7 +20234,7 @@
         <w:t xml:space="preserve"> </w:t>
       </w:r>
       <w:r>
-        <w:t xml:space="preserve">$\bar{\mathord{\smash[b]{\underset{\raise.3ex\hbox{$\scriptstyle\sim$}}{\theta}}\vphantom{\theta}}} \stackrel{\text{def}}{=}\operatorname{E}\mathopen{}\left[\mathord{\smash[b]{\underset{\raise.3ex\hbox{$\scriptstyle\sim$}}{\theta}}\vphantom{\theta}}\mid \mathord{\smash[b]{\underset{\raise.3ex\hbox{$\scriptstyle\sim$}}{y}}\vphantom{y}}\right]\mathclose{}$</w:t>
+        <w:t xml:space="preserve">$\bar{\mathord{\smash[b]{\underset{\raise.3ex\hbox{$\scriptstyle\sim$}}{\theta}}\vphantom{\theta}}} \stackrel{\text{def}}{=}{\operatorname{E}\mathopen{}\left[\mathord{\smash[b]{\underset{\raise.3ex\hbox{$\scriptstyle\sim$}}{\theta}}\vphantom{\theta}}\mid \mathord{\smash[b]{\underset{\raise.3ex\hbox{$\scriptstyle\sim$}}{y}}\vphantom{y}}\right]\mathclose{}}$</w:t>
       </w:r>
       <w:r>
         <w:t xml:space="preserve"> </w:t>
